--- a/recursos/comercial/INDUCCION_COMERCIAL/contratacion comercial/TABLERO_VIERNES_ALIANZAS.docx
+++ b/recursos/comercial/INDUCCION_COMERCIAL/contratacion comercial/TABLERO_VIERNES_ALIANZAS.docx
@@ -26,7 +26,7 @@
           <w:color w:val="666666"/>
           <w:sz w:val="17"/>
         </w:rPr>
-        <w:t>Para el analista de indicadores · Viernes 8:45 a. m., 30 minutos, presencial · El Gerente de Alianzas presenta, el analista lee y anota · Gerencia decide</w:t>
+        <w:t>Para el analista de indicadores · Viernes 8:30 a. m., 30 minutos, presencial · El Gerente de Alianzas presenta, el analista lee y anota · Gerencia decide</w:t>
       </w:r>
     </w:p>
     <w:p>
